--- a/客户/幻游纪/04-协议/幻游纪-合作备忘录.docx
+++ b/客户/幻游纪/04-协议/幻游纪-合作备忘录.docx
@@ -138,7 +138,7 @@
           <w:sz w:val="21"/>
           <w:szCs w:val="21"/>
         </w:rPr>
-        <w:t xml:space="preserve">第 3 个月起：进入维护期，负责维护、修正与小迭代。</w:t>
+        <w:t xml:space="preserve">第 3 个月起：进入迭代期，负责迭代、修正与维护。</w:t>
       </w:r>
     </w:p>
     <w:p>
@@ -408,7 +408,7 @@
                 <w:sz w:val="19"/>
                 <w:szCs w:val="19"/>
               </w:rPr>
-              <w:t xml:space="preserve">维护月（第 3–6 个月）</w:t>
+              <w:t xml:space="preserve">迭代月（第 3–6 个月）</w:t>
             </w:r>
           </w:p>
         </w:tc>
@@ -466,7 +466,7 @@
                 <w:sz w:val="19"/>
                 <w:szCs w:val="19"/>
               </w:rPr>
-              <w:t xml:space="preserve">维护、修正、小迭代</w:t>
+              <w:t xml:space="preserve">迭代、修正与维护</w:t>
             </w:r>
           </w:p>
         </w:tc>
@@ -602,7 +602,7 @@
           <w:sz w:val="21"/>
           <w:szCs w:val="21"/>
         </w:rPr>
-        <w:t xml:space="preserve">第 3 个月起，每月 1 日前支付当月维护费 3,000 元。</w:t>
+        <w:t xml:space="preserve">第 3 个月起，每月 7 日前支付当月迭代费 3,000 元。</w:t>
       </w:r>
     </w:p>
     <w:p>

--- a/客户/幻游纪/04-协议/幻游纪-合作备忘录.docx
+++ b/客户/幻游纪/04-协议/幻游纪-合作备忘录.docx
@@ -55,7 +55,7 @@
           <w:sz w:val="21"/>
           <w:szCs w:val="21"/>
         </w:rPr>
-        <w:t xml:space="preserve">乙方（服务方）：杜炫明（Franklin Du）</w:t>
+        <w:t xml:space="preserve">乙方（服务方）：武汉穷游寰宇有限公司　联系人：杜炫明（Franklin Du）</w:t>
       </w:r>
     </w:p>
     <w:p>
@@ -822,7 +822,7 @@
           <w:sz w:val="21"/>
           <w:szCs w:val="21"/>
         </w:rPr>
-        <w:t xml:space="preserve">乙方（签字）：____________________　日期：__________</w:t>
+        <w:t xml:space="preserve">乙方（盖章/签字）：____________________　日期：__________</w:t>
       </w:r>
     </w:p>
     <w:sectPr>
